--- a/2026 SA template_1.docx
+++ b/2026 SA template_1.docx
@@ -586,7 +586,6 @@
     <w:p>
       <w:pPr>
         <w:rPr>
-          <w:rFonts w:hint="eastAsia"/>
           <w:lang w:eastAsia="zh-CN"/>
         </w:rPr>
       </w:pPr>
@@ -1852,6 +1851,16 @@
         <w:rPr>
           <w:sz w:val="2"/>
           <w:szCs w:val="4"/>
+          <w:lang w:eastAsia="zh-CN"/>
+        </w:rPr>
+      </w:pPr>
+    </w:p>
+    <w:p>
+      <w:pPr>
+        <w:rPr>
+          <w:sz w:val="2"/>
+          <w:szCs w:val="4"/>
+          <w:lang w:eastAsia="zh-CN"/>
         </w:rPr>
       </w:pPr>
     </w:p>
@@ -1942,7 +1951,7 @@
           <w:p>
             <w:pPr>
               <w:rPr>
-                <w:rFonts w:asciiTheme="majorHAnsi" w:hAnsiTheme="majorHAnsi" w:hint="eastAsia"/>
+                <w:rFonts w:asciiTheme="majorHAnsi" w:hAnsiTheme="majorHAnsi"/>
                 <w:color w:val="2A4265" w:themeColor="text2" w:themeShade="BF"/>
                 <w:lang w:eastAsia="zh-CN"/>
               </w:rPr>
@@ -2071,51 +2080,6 @@
                 <w:bCs/>
               </w:rPr>
               <w:t>$</w:t>
-            </w:r>
-          </w:p>
-        </w:tc>
-      </w:tr>
-      <w:tr>
-        <w:tc>
-          <w:tcPr>
-            <w:tcW w:w="618" w:type="dxa"/>
-            <w:tcBorders>
-              <w:top w:val="nil"/>
-              <w:bottom w:val="nil"/>
-              <w:right w:val="nil"/>
-            </w:tcBorders>
-            <w:shd w:val="clear" w:color="auto" w:fill="D1DCEC" w:themeFill="accent4" w:themeFillTint="33"/>
-          </w:tcPr>
-          <w:p/>
-        </w:tc>
-        <w:tc>
-          <w:tcPr>
-            <w:tcW w:w="9021" w:type="dxa"/>
-            <w:gridSpan w:val="2"/>
-            <w:tcBorders>
-              <w:top w:val="nil"/>
-              <w:left w:val="nil"/>
-              <w:bottom w:val="nil"/>
-            </w:tcBorders>
-            <w:shd w:val="clear" w:color="auto" w:fill="D1DCEC" w:themeFill="accent4" w:themeFillTint="33"/>
-          </w:tcPr>
-          <w:p>
-            <w:pPr>
-              <w:shd w:val="clear" w:color="auto" w:fill="FFFFFF"/>
-              <w:spacing w:line="270" w:lineRule="atLeast"/>
-              <w:rPr>
-                <w:rFonts w:ascii="Menlo" w:hAnsi="Menlo" w:cs="Menlo"/>
-                <w:color w:val="3B3B3B"/>
-                <w:szCs w:val="18"/>
-              </w:rPr>
-            </w:pPr>
-            <w:r>
-              <w:rPr>
-                <w:rFonts w:ascii="Menlo" w:hAnsi="Menlo" w:cs="Menlo"/>
-                <w:color w:val="3B3B3B"/>
-                <w:szCs w:val="18"/>
-              </w:rPr>
-              <w:t>{{#oxygen_items}}</w:t>
             </w:r>
           </w:p>
         </w:tc>
@@ -2151,6 +2115,14 @@
                 <w:color w:val="3B3B3B"/>
                 <w:szCs w:val="18"/>
               </w:rPr>
+              <w:t>{{#oxygen_items}}</w:t>
+            </w:r>
+            <w:r>
+              <w:rPr>
+                <w:rFonts w:ascii="Menlo" w:hAnsi="Menlo" w:cs="Menlo"/>
+                <w:color w:val="3B3B3B"/>
+                <w:szCs w:val="18"/>
+              </w:rPr>
               <w:t>{</w:t>
             </w:r>
             <w:r>
@@ -2191,13 +2163,11 @@
           </w:tcPr>
           <w:p>
             <w:pPr>
-              <w:shd w:val="clear" w:color="auto" w:fill="FFFFFF"/>
-              <w:spacing w:line="270" w:lineRule="atLeast"/>
-              <w:jc w:val="right"/>
-              <w:rPr>
-                <w:rFonts w:ascii="Menlo" w:hAnsi="Menlo" w:cs="Menlo"/>
-                <w:color w:val="3B3B3B"/>
-                <w:szCs w:val="18"/>
+              <w:rPr>
+                <w:rFonts w:ascii="Menlo" w:hAnsi="Menlo" w:cs="Menlo" w:hint="eastAsia"/>
+                <w:color w:val="3B3B3B"/>
+                <w:szCs w:val="18"/>
+                <w:lang w:eastAsia="zh-CN"/>
               </w:rPr>
             </w:pPr>
             <w:r>
@@ -2216,6 +2186,7 @@
               </w:rPr>
               <w:t>{amount</w:t>
             </w:r>
+            <w:proofErr w:type="gramStart"/>
             <w:r>
               <w:rPr>
                 <w:rFonts w:ascii="Menlo" w:hAnsi="Menlo" w:cs="Menlo"/>
@@ -2232,50 +2203,22 @@
               </w:rPr>
               <w:t>}</w:t>
             </w:r>
-          </w:p>
-        </w:tc>
-      </w:tr>
-      <w:tr>
-        <w:tc>
-          <w:tcPr>
-            <w:tcW w:w="618" w:type="dxa"/>
-            <w:tcBorders>
-              <w:top w:val="nil"/>
-              <w:bottom w:val="nil"/>
-              <w:right w:val="nil"/>
-            </w:tcBorders>
-            <w:shd w:val="clear" w:color="auto" w:fill="D1DCEC" w:themeFill="accent4" w:themeFillTint="33"/>
-          </w:tcPr>
-          <w:p/>
-        </w:tc>
-        <w:tc>
-          <w:tcPr>
-            <w:tcW w:w="9021" w:type="dxa"/>
-            <w:gridSpan w:val="2"/>
-            <w:tcBorders>
-              <w:top w:val="nil"/>
-              <w:left w:val="nil"/>
-              <w:bottom w:val="nil"/>
-            </w:tcBorders>
-            <w:shd w:val="clear" w:color="auto" w:fill="D1DCEC" w:themeFill="accent4" w:themeFillTint="33"/>
-          </w:tcPr>
-          <w:p>
-            <w:pPr>
-              <w:shd w:val="clear" w:color="auto" w:fill="FFFFFF"/>
-              <w:spacing w:line="270" w:lineRule="atLeast"/>
-              <w:rPr>
-                <w:rFonts w:ascii="Menlo" w:hAnsi="Menlo" w:cs="Menlo"/>
-                <w:color w:val="3B3B3B"/>
-                <w:szCs w:val="18"/>
-              </w:rPr>
-            </w:pPr>
-            <w:r>
-              <w:rPr>
-                <w:rFonts w:ascii="Menlo" w:hAnsi="Menlo" w:cs="Menlo"/>
-                <w:color w:val="3B3B3B"/>
-                <w:szCs w:val="18"/>
-              </w:rPr>
-              <w:t>{{/</w:t>
+            <w:r>
+              <w:rPr>
+                <w:rFonts w:ascii="Menlo" w:hAnsi="Menlo" w:cs="Menlo"/>
+                <w:color w:val="3B3B3B"/>
+                <w:szCs w:val="18"/>
+              </w:rPr>
+              <w:t>{</w:t>
+            </w:r>
+            <w:proofErr w:type="gramEnd"/>
+            <w:r>
+              <w:rPr>
+                <w:rFonts w:ascii="Menlo" w:hAnsi="Menlo" w:cs="Menlo"/>
+                <w:color w:val="3B3B3B"/>
+                <w:szCs w:val="18"/>
+              </w:rPr>
+              <w:t>{/</w:t>
             </w:r>
             <w:proofErr w:type="spellStart"/>
             <w:r>
@@ -2583,53 +2526,6 @@
               </w:rPr>
             </w:pPr>
           </w:p>
-          <w:p>
-            <w:pPr>
-              <w:rPr>
-                <w:sz w:val="2"/>
-                <w:szCs w:val="2"/>
-                <w:lang w:eastAsia="zh-CN"/>
-              </w:rPr>
-            </w:pPr>
-          </w:p>
-          <w:p>
-            <w:pPr>
-              <w:rPr>
-                <w:sz w:val="2"/>
-                <w:szCs w:val="2"/>
-                <w:lang w:eastAsia="zh-CN"/>
-              </w:rPr>
-            </w:pPr>
-          </w:p>
-          <w:p>
-            <w:pPr>
-              <w:rPr>
-                <w:sz w:val="2"/>
-                <w:szCs w:val="2"/>
-                <w:lang w:eastAsia="zh-CN"/>
-              </w:rPr>
-            </w:pPr>
-          </w:p>
-          <w:p>
-            <w:pPr>
-              <w:rPr>
-                <w:sz w:val="2"/>
-                <w:szCs w:val="2"/>
-                <w:lang w:eastAsia="zh-CN"/>
-              </w:rPr>
-            </w:pPr>
-          </w:p>
-          <w:p>
-            <w:pPr>
-              <w:shd w:val="clear" w:color="auto" w:fill="FFFFFF"/>
-              <w:spacing w:line="270" w:lineRule="atLeast"/>
-              <w:rPr>
-                <w:sz w:val="2"/>
-                <w:szCs w:val="2"/>
-                <w:lang w:eastAsia="zh-CN"/>
-              </w:rPr>
-            </w:pPr>
-          </w:p>
         </w:tc>
       </w:tr>
       <w:tr>
@@ -2778,40 +2674,24 @@
                 <w:color w:val="3B3B3B"/>
                 <w:szCs w:val="18"/>
               </w:rPr>
+              <w:t>{{#lumiere_items</w:t>
+            </w:r>
+            <w:proofErr w:type="gramStart"/>
+            <w:r>
+              <w:rPr>
+                <w:rFonts w:ascii="Menlo" w:hAnsi="Menlo" w:cs="Menlo"/>
+                <w:color w:val="3B3B3B"/>
+                <w:szCs w:val="18"/>
+              </w:rPr>
+              <w:t>}}</w:t>
+            </w:r>
+            <w:r>
+              <w:rPr>
+                <w:rFonts w:ascii="Menlo" w:hAnsi="Menlo" w:cs="Menlo"/>
+                <w:color w:val="3B3B3B"/>
+                <w:szCs w:val="18"/>
+              </w:rPr>
               <w:t>{</w:t>
-            </w:r>
-            <w:r>
-              <w:rPr>
-                <w:rFonts w:ascii="Menlo" w:hAnsi="Menlo" w:cs="Menlo"/>
-                <w:color w:val="3B3B3B"/>
-                <w:szCs w:val="18"/>
-              </w:rPr>
-              <w:t>{</w:t>
-            </w:r>
-            <w:r>
-              <w:rPr>
-                <w:rFonts w:ascii="Menlo" w:hAnsi="Menlo" w:cs="Menlo"/>
-                <w:color w:val="3B3B3B"/>
-                <w:szCs w:val="18"/>
-              </w:rPr>
-              <w:t>#lumiere_items</w:t>
-            </w:r>
-            <w:proofErr w:type="gramStart"/>
-            <w:r>
-              <w:rPr>
-                <w:rFonts w:ascii="Menlo" w:hAnsi="Menlo" w:cs="Menlo"/>
-                <w:color w:val="3B3B3B"/>
-                <w:szCs w:val="18"/>
-              </w:rPr>
-              <w:t>}</w:t>
-            </w:r>
-            <w:r>
-              <w:rPr>
-                <w:rFonts w:ascii="Menlo" w:hAnsi="Menlo" w:cs="Menlo"/>
-                <w:color w:val="3B3B3B"/>
-                <w:szCs w:val="18"/>
-              </w:rPr>
-              <w:t>}{</w:t>
             </w:r>
             <w:proofErr w:type="gramEnd"/>
             <w:r>
@@ -2877,7 +2757,15 @@
                 <w:color w:val="3B3B3B"/>
                 <w:szCs w:val="18"/>
               </w:rPr>
-              <w:t>}{</w:t>
+              <w:t>}</w:t>
+            </w:r>
+            <w:r>
+              <w:rPr>
+                <w:rFonts w:ascii="Menlo" w:hAnsi="Menlo" w:cs="Menlo"/>
+                <w:color w:val="3B3B3B"/>
+                <w:szCs w:val="18"/>
+              </w:rPr>
+              <w:t>{</w:t>
             </w:r>
             <w:proofErr w:type="gramEnd"/>
             <w:r>
@@ -2904,15 +2792,7 @@
                 <w:color w:val="3B3B3B"/>
                 <w:szCs w:val="18"/>
               </w:rPr>
-              <w:t>}</w:t>
-            </w:r>
-            <w:r>
-              <w:rPr>
-                <w:rFonts w:ascii="Menlo" w:hAnsi="Menlo" w:cs="Menlo"/>
-                <w:color w:val="3B3B3B"/>
-                <w:szCs w:val="18"/>
-              </w:rPr>
-              <w:t>}</w:t>
+              <w:t>}}</w:t>
             </w:r>
           </w:p>
         </w:tc>
@@ -3066,28 +2946,46 @@
           </w:tcPr>
           <w:p>
             <w:pPr>
+              <w:shd w:val="clear" w:color="auto" w:fill="FFFFFF"/>
+              <w:spacing w:line="270" w:lineRule="atLeast"/>
               <w:jc w:val="right"/>
               <w:rPr>
-                <w:lang w:val="en-US" w:eastAsia="zh-CN"/>
+                <w:rFonts w:ascii="Menlo" w:hAnsi="Menlo" w:cs="Menlo"/>
+                <w:color w:val="3B3B3B"/>
+                <w:szCs w:val="18"/>
               </w:rPr>
             </w:pPr>
             <w:r>
               <w:rPr>
-                <w:lang w:val="en-US" w:eastAsia="zh-CN"/>
+                <w:rFonts w:ascii="Menlo" w:hAnsi="Menlo" w:cs="Menlo"/>
+                <w:color w:val="3B3B3B"/>
+                <w:szCs w:val="18"/>
               </w:rPr>
               <w:t>{{</w:t>
             </w:r>
             <w:proofErr w:type="spellStart"/>
             <w:r>
               <w:rPr>
-                <w:lang w:val="en-US" w:eastAsia="zh-CN"/>
-              </w:rPr>
-              <w:t>oxygen_gst</w:t>
+                <w:rFonts w:ascii="Menlo" w:hAnsi="Menlo" w:cs="Menlo"/>
+                <w:color w:val="3B3B3B"/>
+                <w:szCs w:val="18"/>
+              </w:rPr>
+              <w:t>lumiere</w:t>
+            </w:r>
+            <w:r>
+              <w:rPr>
+                <w:rFonts w:ascii="Menlo" w:hAnsi="Menlo" w:cs="Menlo"/>
+                <w:color w:val="3B3B3B"/>
+                <w:szCs w:val="18"/>
+              </w:rPr>
+              <w:t>_gst</w:t>
             </w:r>
             <w:proofErr w:type="spellEnd"/>
             <w:r>
               <w:rPr>
-                <w:lang w:val="en-US" w:eastAsia="zh-CN"/>
+                <w:rFonts w:ascii="Menlo" w:hAnsi="Menlo" w:cs="Menlo"/>
+                <w:color w:val="3B3B3B"/>
+                <w:szCs w:val="18"/>
               </w:rPr>
               <w:t>}}</w:t>
             </w:r>
@@ -3096,8 +2994,9 @@
             <w:pPr>
               <w:jc w:val="right"/>
               <w:rPr>
-                <w:rFonts w:hint="eastAsia"/>
-                <w:lang w:eastAsia="zh-CN"/>
+                <w:rFonts w:ascii="Menlo" w:hAnsi="Menlo" w:cs="Menlo"/>
+                <w:color w:val="3B3B3B"/>
+                <w:szCs w:val="18"/>
               </w:rPr>
             </w:pPr>
           </w:p>
@@ -3154,44 +3053,41 @@
           </w:tcPr>
           <w:p>
             <w:pPr>
+              <w:shd w:val="clear" w:color="auto" w:fill="FFFFFF"/>
+              <w:spacing w:line="270" w:lineRule="atLeast"/>
               <w:jc w:val="right"/>
               <w:rPr>
-                <w:b/>
-                <w:bCs/>
+                <w:rFonts w:ascii="Menlo" w:hAnsi="Menlo" w:cs="Menlo"/>
+                <w:color w:val="3B3B3B"/>
+                <w:szCs w:val="18"/>
               </w:rPr>
             </w:pPr>
             <w:r>
               <w:rPr>
-                <w:b/>
-                <w:bCs/>
+                <w:rFonts w:ascii="Menlo" w:hAnsi="Menlo" w:cs="Menlo"/>
+                <w:color w:val="3B3B3B"/>
+                <w:szCs w:val="18"/>
               </w:rPr>
               <w:t>{{</w:t>
             </w:r>
             <w:proofErr w:type="spellStart"/>
             <w:r>
               <w:rPr>
-                <w:b/>
-                <w:bCs/>
-              </w:rPr>
-              <w:t>oxygen_total</w:t>
+                <w:rFonts w:ascii="Menlo" w:hAnsi="Menlo" w:cs="Menlo"/>
+                <w:color w:val="3B3B3B"/>
+                <w:szCs w:val="18"/>
+              </w:rPr>
+              <w:t>lumiere_total</w:t>
             </w:r>
             <w:proofErr w:type="spellEnd"/>
             <w:r>
               <w:rPr>
-                <w:b/>
-                <w:bCs/>
+                <w:rFonts w:ascii="Menlo" w:hAnsi="Menlo" w:cs="Menlo"/>
+                <w:color w:val="3B3B3B"/>
+                <w:szCs w:val="18"/>
               </w:rPr>
               <w:t>}}</w:t>
             </w:r>
-          </w:p>
-          <w:p>
-            <w:pPr>
-              <w:jc w:val="right"/>
-              <w:rPr>
-                <w:b/>
-                <w:bCs/>
-              </w:rPr>
-            </w:pPr>
           </w:p>
         </w:tc>
       </w:tr>
@@ -3378,6 +3274,29 @@
       <w:tr>
         <w:tc>
           <w:tcPr>
+            <w:tcW w:w="9639" w:type="dxa"/>
+            <w:gridSpan w:val="3"/>
+            <w:tcBorders>
+              <w:top w:val="nil"/>
+              <w:bottom w:val="nil"/>
+            </w:tcBorders>
+            <w:shd w:val="clear" w:color="auto" w:fill="FFFFFF" w:themeFill="background2"/>
+          </w:tcPr>
+          <w:p>
+            <w:pPr>
+              <w:rPr>
+                <w:b/>
+                <w:bCs/>
+                <w:sz w:val="2"/>
+                <w:szCs w:val="4"/>
+              </w:rPr>
+            </w:pPr>
+          </w:p>
+        </w:tc>
+      </w:tr>
+      <w:tr>
+        <w:tc>
+          <w:tcPr>
             <w:tcW w:w="6248" w:type="dxa"/>
             <w:gridSpan w:val="2"/>
             <w:tcBorders>
@@ -3561,9 +3480,6 @@
             <w:pPr>
               <w:jc w:val="right"/>
             </w:pPr>
-            <w:r>
-              <w:t>605</w:t>
-            </w:r>
           </w:p>
         </w:tc>
       </w:tr>
@@ -3617,9 +3533,6 @@
             <w:pPr>
               <w:jc w:val="right"/>
             </w:pPr>
-            <w:r>
-              <w:t>187</w:t>
-            </w:r>
           </w:p>
         </w:tc>
       </w:tr>
@@ -3682,9 +3595,6 @@
             <w:pPr>
               <w:jc w:val="right"/>
             </w:pPr>
-            <w:r>
-              <w:t>440</w:t>
-            </w:r>
           </w:p>
         </w:tc>
       </w:tr>
@@ -3744,9 +3654,6 @@
             <w:pPr>
               <w:jc w:val="right"/>
             </w:pPr>
-            <w:r>
-              <w:t>50</w:t>
-            </w:r>
           </w:p>
         </w:tc>
       </w:tr>
@@ -3794,12 +3701,6 @@
             <w:pPr>
               <w:jc w:val="right"/>
             </w:pPr>
-            <w:r>
-              <w:t>3</w:t>
-            </w:r>
-            <w:r>
-              <w:t>5</w:t>
-            </w:r>
           </w:p>
         </w:tc>
       </w:tr>
@@ -9624,6 +9525,7 @@
   <w:style w:type="character" w:default="1" w:styleId="a0">
     <w:name w:val="Default Paragraph Font"/>
     <w:uiPriority w:val="1"/>
+    <w:semiHidden/>
     <w:unhideWhenUsed/>
   </w:style>
   <w:style w:type="table" w:default="1" w:styleId="a1">
@@ -10380,6 +10282,7 @@
     <w:rsid w:val="000C0955"/>
     <w:rsid w:val="000D4691"/>
     <w:rsid w:val="000F5D6F"/>
+    <w:rsid w:val="001061C8"/>
     <w:rsid w:val="00125736"/>
     <w:rsid w:val="001408DD"/>
     <w:rsid w:val="001B7C41"/>
@@ -10429,6 +10332,7 @@
     <w:rsid w:val="00D2204A"/>
     <w:rsid w:val="00DB7642"/>
     <w:rsid w:val="00DE24AF"/>
+    <w:rsid w:val="00E6713D"/>
     <w:rsid w:val="00EA511D"/>
     <w:rsid w:val="00EC5EEC"/>
     <w:rsid w:val="00EC6F9F"/>
@@ -11103,10 +11007,30 @@
 </file>
 
 <file path=customXml/item1.xml><?xml version="1.0" encoding="utf-8"?>
+<?mso-contentType ?>
+<FormTemplates xmlns="http://schemas.microsoft.com/sharepoint/v3/contenttype/forms">
+  <Display>DocumentLibraryForm</Display>
+  <Edit>DocumentLibraryForm</Edit>
+  <New>DocumentLibraryForm</New>
+</FormTemplates>
+</file>
+
+<file path=customXml/item2.xml><?xml version="1.0" encoding="utf-8"?>
+<p:properties xmlns:p="http://schemas.microsoft.com/office/2006/metadata/properties" xmlns:xsi="http://www.w3.org/2001/XMLSchema-instance" xmlns:pc="http://schemas.microsoft.com/office/infopath/2007/PartnerControls">
+  <documentManagement>
+    <lcf76f155ced4ddcb4097134ff3c332f xmlns="16fdbb0d-305a-4271-ac24-033ea4b3a6f8">
+      <Terms xmlns="http://schemas.microsoft.com/office/infopath/2007/PartnerControls"/>
+    </lcf76f155ced4ddcb4097134ff3c332f>
+    <TaxCatchAll xmlns="43cc3601-8a33-48b9-8020-daef0afa1fc6" xsi:nil="true"/>
+  </documentManagement>
+</p:properties>
+</file>
+
+<file path=customXml/item3.xml><?xml version="1.0" encoding="utf-8"?>
 <b:Sources xmlns:b="http://schemas.openxmlformats.org/officeDocument/2006/bibliography" xmlns="http://schemas.openxmlformats.org/officeDocument/2006/bibliography" SelectedStyle="\APASixthEditionOfficeOnline.xsl" StyleName="APA" Version="6"/>
 </file>
 
-<file path=customXml/item2.xml><?xml version="1.0" encoding="utf-8"?>
+<file path=customXml/item4.xml><?xml version="1.0" encoding="utf-8"?>
 <ct:contentTypeSchema xmlns:ct="http://schemas.microsoft.com/office/2006/metadata/contentType" xmlns:ma="http://schemas.microsoft.com/office/2006/metadata/properties/metaAttributes" ct:_="" ma:_="" ma:contentTypeName="Document" ma:contentTypeID="0x010100661A5F64FE3A3F4A9BFA2BCF660C1B06" ma:contentTypeVersion="12" ma:contentTypeDescription="Create a new document." ma:contentTypeScope="" ma:versionID="305600bece4d1e7ee21a80cb661f6360">
   <xsd:schema xmlns:xsd="http://www.w3.org/2001/XMLSchema" xmlns:xs="http://www.w3.org/2001/XMLSchema" xmlns:p="http://schemas.microsoft.com/office/2006/metadata/properties" xmlns:ns2="16fdbb0d-305a-4271-ac24-033ea4b3a6f8" xmlns:ns3="43cc3601-8a33-48b9-8020-daef0afa1fc6" targetNamespace="http://schemas.microsoft.com/office/2006/metadata/properties" ma:root="true" ma:fieldsID="3eb9d6f50fed1351ffc4243a12157899" ns2:_="" ns3:_="">
     <xsd:import namespace="16fdbb0d-305a-4271-ac24-033ea4b3a6f8"/>
@@ -11307,27 +11231,26 @@
 </ct:contentTypeSchema>
 </file>
 
-<file path=customXml/item3.xml><?xml version="1.0" encoding="utf-8"?>
-<?mso-contentType ?>
-<FormTemplates xmlns="http://schemas.microsoft.com/sharepoint/v3/contenttype/forms">
-  <Display>DocumentLibraryForm</Display>
-  <Edit>DocumentLibraryForm</Edit>
-  <New>DocumentLibraryForm</New>
-</FormTemplates>
+<file path=customXml/itemProps1.xml><?xml version="1.0" encoding="utf-8"?>
+<ds:datastoreItem xmlns:ds="http://schemas.openxmlformats.org/officeDocument/2006/customXml" ds:itemID="{C3713F58-BC94-46E3-AFCE-803160749FFC}">
+  <ds:schemaRefs>
+    <ds:schemaRef ds:uri="http://schemas.microsoft.com/sharepoint/v3/contenttype/forms"/>
+  </ds:schemaRefs>
+</ds:datastoreItem>
 </file>
 
-<file path=customXml/item4.xml><?xml version="1.0" encoding="utf-8"?>
-<p:properties xmlns:p="http://schemas.microsoft.com/office/2006/metadata/properties" xmlns:xsi="http://www.w3.org/2001/XMLSchema-instance" xmlns:pc="http://schemas.microsoft.com/office/infopath/2007/PartnerControls">
-  <documentManagement>
-    <lcf76f155ced4ddcb4097134ff3c332f xmlns="16fdbb0d-305a-4271-ac24-033ea4b3a6f8">
-      <Terms xmlns="http://schemas.microsoft.com/office/infopath/2007/PartnerControls"/>
-    </lcf76f155ced4ddcb4097134ff3c332f>
-    <TaxCatchAll xmlns="43cc3601-8a33-48b9-8020-daef0afa1fc6" xsi:nil="true"/>
-  </documentManagement>
-</p:properties>
+<file path=customXml/itemProps2.xml><?xml version="1.0" encoding="utf-8"?>
+<ds:datastoreItem xmlns:ds="http://schemas.openxmlformats.org/officeDocument/2006/customXml" ds:itemID="{6F08473B-5938-4304-A22F-9C32BD2F74AE}">
+  <ds:schemaRefs>
+    <ds:schemaRef ds:uri="http://schemas.microsoft.com/office/2006/metadata/properties"/>
+    <ds:schemaRef ds:uri="http://schemas.microsoft.com/office/infopath/2007/PartnerControls"/>
+    <ds:schemaRef ds:uri="16fdbb0d-305a-4271-ac24-033ea4b3a6f8"/>
+    <ds:schemaRef ds:uri="43cc3601-8a33-48b9-8020-daef0afa1fc6"/>
+  </ds:schemaRefs>
+</ds:datastoreItem>
 </file>
 
-<file path=customXml/itemProps1.xml><?xml version="1.0" encoding="utf-8"?>
+<file path=customXml/itemProps3.xml><?xml version="1.0" encoding="utf-8"?>
 <ds:datastoreItem xmlns:ds="http://schemas.openxmlformats.org/officeDocument/2006/customXml" ds:itemID="{5A3F7A02-5645-40FE-8BC1-54A9092C5943}">
   <ds:schemaRefs>
     <ds:schemaRef ds:uri="http://schemas.openxmlformats.org/officeDocument/2006/bibliography"/>
@@ -11335,7 +11258,7 @@
 </ds:datastoreItem>
 </file>
 
-<file path=customXml/itemProps2.xml><?xml version="1.0" encoding="utf-8"?>
+<file path=customXml/itemProps4.xml><?xml version="1.0" encoding="utf-8"?>
 <ds:datastoreItem xmlns:ds="http://schemas.openxmlformats.org/officeDocument/2006/customXml" ds:itemID="{D068D549-784F-41E2-B555-05A7298341FB}">
   <ds:schemaRefs>
     <ds:schemaRef ds:uri="http://schemas.microsoft.com/office/2006/metadata/contentType"/>
@@ -11354,25 +11277,6 @@
 </ds:datastoreItem>
 </file>
 
-<file path=customXml/itemProps3.xml><?xml version="1.0" encoding="utf-8"?>
-<ds:datastoreItem xmlns:ds="http://schemas.openxmlformats.org/officeDocument/2006/customXml" ds:itemID="{C3713F58-BC94-46E3-AFCE-803160749FFC}">
-  <ds:schemaRefs>
-    <ds:schemaRef ds:uri="http://schemas.microsoft.com/sharepoint/v3/contenttype/forms"/>
-  </ds:schemaRefs>
-</ds:datastoreItem>
-</file>
-
-<file path=customXml/itemProps4.xml><?xml version="1.0" encoding="utf-8"?>
-<ds:datastoreItem xmlns:ds="http://schemas.openxmlformats.org/officeDocument/2006/customXml" ds:itemID="{6F08473B-5938-4304-A22F-9C32BD2F74AE}">
-  <ds:schemaRefs>
-    <ds:schemaRef ds:uri="http://schemas.microsoft.com/office/2006/metadata/properties"/>
-    <ds:schemaRef ds:uri="http://schemas.microsoft.com/office/infopath/2007/PartnerControls"/>
-    <ds:schemaRef ds:uri="16fdbb0d-305a-4271-ac24-033ea4b3a6f8"/>
-    <ds:schemaRef ds:uri="43cc3601-8a33-48b9-8020-daef0afa1fc6"/>
-  </ds:schemaRefs>
-</ds:datastoreItem>
-</file>
-
 <file path=docMetadata/LabelInfo.xml><?xml version="1.0" encoding="utf-8"?>
 <clbl:labelList xmlns:clbl="http://schemas.microsoft.com/office/2020/mipLabelMetadata">
   <clbl:label id="{defa4170-0d19-0005-0004-bc88714345d2}" enabled="1" method="Standard" siteId="{16b2da74-16c2-4ae1-a9fd-f3ec8f19d362}" removed="0"/>
